--- a/pages/palestras/assets/copel/kit-ia-na-pratica/conselho/modelo-de-ata.docx
+++ b/pages/palestras/assets/copel/kit-ia-na-pratica/conselho/modelo-de-ata.docx
@@ -184,7 +184,7 @@
               <w:pStyle w:val="Compact"/>
             </w:pPr>
             <w:r>
-              <w:t xml:space="preserve">Seção da proposta ou achado do parecer</w:t>
+              <w:t xml:space="preserve">Seção da proposta ou achado da nota</w:t>
             </w:r>
           </w:p>
         </w:tc>
@@ -715,7 +715,7 @@
         </w:numPr>
       </w:pPr>
       <w:r>
-        <w:t xml:space="preserve">[ ] Baixar em diligência, com pedido de informações à área proponente (listar abaixo).</w:t>
+        <w:t xml:space="preserve">[ ] Baixar em diligência, com pedido de informações à diretoria proponente (listar abaixo).</w:t>
       </w:r>
     </w:p>
     <w:p>
